--- a/Отчет.docx
+++ b/Отчет.docx
@@ -60,10 +60,7 @@
     <w:p/>
     <w:p/>
     <w:p/>
-    <w:p>
-      <w:bookmarkStart w:id="0" w:name="_GoBack"/>
-      <w:bookmarkEnd w:id="0"/>
-    </w:p>
+    <w:p/>
     <w:p/>
     <w:p/>
     <w:p/>
@@ -305,9 +302,6 @@
     <w:p>
       <w:pPr>
         <w:pStyle w:val="3"/>
-        <w:rPr>
-          <w:lang w:val="en-US"/>
-        </w:rPr>
       </w:pPr>
       <w:r>
         <w:rPr>
@@ -335,7 +329,7 @@
           <w:bCs w:val="0"/>
           <w:sz w:val="22"/>
           <w:szCs w:val="22"/>
-          <w:lang w:val="en-US" w:eastAsia="en-US"/>
+          <w:lang w:eastAsia="en-US"/>
         </w:rPr>
         <w:t>:</w:t>
       </w:r>
@@ -348,6 +342,9 @@
         <w:t xml:space="preserve"> </w:t>
       </w:r>
       <w:r>
+        <w:rPr>
+          <w:noProof/>
+        </w:rPr>
         <w:drawing>
           <wp:inline distT="0" distB="0" distL="0" distR="0" wp14:anchorId="6F3B3ECB" wp14:editId="3B085C5B">
             <wp:extent cx="5745946" cy="4540250"/>
@@ -414,13 +411,7 @@
         <w:rPr>
           <w:b/>
         </w:rPr>
-        <w:t xml:space="preserve"> </w:t>
-      </w:r>
-      <w:r>
-        <w:rPr>
-          <w:b/>
-        </w:rPr>
-        <w:t>Блок-схема алгоритма</w:t>
+        <w:t xml:space="preserve"> Блок-схема алгоритма</w:t>
       </w:r>
     </w:p>
     <w:p>
@@ -505,7 +496,7 @@
           <w:color w:val="BBBEBF"/>
           <w:sz w:val="21"/>
           <w:szCs w:val="21"/>
-          <w:lang w:val="en-US" w:eastAsia="ru-RU"/>
+          <w:lang w:eastAsia="ru-RU"/>
         </w:rPr>
       </w:pPr>
       <w:r>
@@ -514,9 +505,19 @@
           <w:color w:val="C586C0"/>
           <w:sz w:val="21"/>
           <w:szCs w:val="21"/>
-          <w:lang w:val="en-US" w:eastAsia="ru-RU"/>
-        </w:rPr>
-        <w:t>#include</w:t>
+          <w:lang w:eastAsia="ru-RU"/>
+        </w:rPr>
+        <w:t>#</w:t>
+      </w:r>
+      <w:r>
+        <w:rPr>
+          <w:rFonts w:ascii="Consolas" w:eastAsia="Times New Roman" w:hAnsi="Consolas" w:cs="Times New Roman"/>
+          <w:color w:val="C586C0"/>
+          <w:sz w:val="21"/>
+          <w:szCs w:val="21"/>
+          <w:lang w:val="en-US" w:eastAsia="ru-RU"/>
+        </w:rPr>
+        <w:t>include</w:t>
       </w:r>
       <w:r>
         <w:rPr>
@@ -524,7 +525,7 @@
           <w:color w:val="569CD6"/>
           <w:sz w:val="21"/>
           <w:szCs w:val="21"/>
-          <w:lang w:val="en-US" w:eastAsia="ru-RU"/>
+          <w:lang w:eastAsia="ru-RU"/>
         </w:rPr>
         <w:t xml:space="preserve"> </w:t>
       </w:r>
@@ -534,7 +535,7 @@
           <w:color w:val="A5D6FF"/>
           <w:sz w:val="21"/>
           <w:szCs w:val="21"/>
-          <w:lang w:val="en-US" w:eastAsia="ru-RU"/>
+          <w:lang w:eastAsia="ru-RU"/>
         </w:rPr>
         <w:t>&lt;</w:t>
       </w:r>
@@ -547,7 +548,7 @@
           <w:szCs w:val="21"/>
           <w:lang w:val="en-US" w:eastAsia="ru-RU"/>
         </w:rPr>
-        <w:t>stdio.h</w:t>
+        <w:t>stdio</w:t>
       </w:r>
       <w:proofErr w:type="spellEnd"/>
       <w:r>
@@ -556,7 +557,27 @@
           <w:color w:val="A5D6FF"/>
           <w:sz w:val="21"/>
           <w:szCs w:val="21"/>
-          <w:lang w:val="en-US" w:eastAsia="ru-RU"/>
+          <w:lang w:eastAsia="ru-RU"/>
+        </w:rPr>
+        <w:t>.</w:t>
+      </w:r>
+      <w:r>
+        <w:rPr>
+          <w:rFonts w:ascii="Consolas" w:eastAsia="Times New Roman" w:hAnsi="Consolas" w:cs="Times New Roman"/>
+          <w:color w:val="A5D6FF"/>
+          <w:sz w:val="21"/>
+          <w:szCs w:val="21"/>
+          <w:lang w:val="en-US" w:eastAsia="ru-RU"/>
+        </w:rPr>
+        <w:t>h</w:t>
+      </w:r>
+      <w:r>
+        <w:rPr>
+          <w:rFonts w:ascii="Consolas" w:eastAsia="Times New Roman" w:hAnsi="Consolas" w:cs="Times New Roman"/>
+          <w:color w:val="A5D6FF"/>
+          <w:sz w:val="21"/>
+          <w:szCs w:val="21"/>
+          <w:lang w:eastAsia="ru-RU"/>
         </w:rPr>
         <w:t>&gt;</w:t>
       </w:r>
@@ -1438,7 +1459,7 @@
         <w:spacing w:after="0" w:line="285" w:lineRule="atLeast"/>
         <w:rPr>
           <w:rFonts w:ascii="Consolas" w:eastAsia="Times New Roman" w:hAnsi="Consolas" w:cs="Times New Roman"/>
-          <w:color w:val="BBBEBF"/>
+          <w:color w:val="C9D1D9"/>
           <w:sz w:val="21"/>
           <w:szCs w:val="21"/>
           <w:lang w:val="en-US" w:eastAsia="ru-RU"/>
@@ -1788,9 +1809,126 @@
           <w:color w:val="BBBEBF"/>
           <w:sz w:val="21"/>
           <w:szCs w:val="21"/>
-          <w:lang w:val="en-US" w:eastAsia="ru-RU"/>
-        </w:rPr>
-      </w:pPr>
+          <w:lang w:eastAsia="ru-RU"/>
+        </w:rPr>
+      </w:pPr>
+      <w:r>
+        <w:rPr>
+          <w:rFonts w:ascii="Consolas" w:eastAsia="Times New Roman" w:hAnsi="Consolas" w:cs="Times New Roman"/>
+          <w:color w:val="BBBEBF"/>
+          <w:sz w:val="21"/>
+          <w:szCs w:val="21"/>
+          <w:lang w:eastAsia="ru-RU"/>
+        </w:rPr>
+        <w:t xml:space="preserve">    </w:t>
+      </w:r>
+    </w:p>
+    <w:p>
+      <w:pPr>
+        <w:shd w:val="clear" w:color="auto" w:fill="121314"/>
+        <w:spacing w:line="285" w:lineRule="atLeast"/>
+        <w:rPr>
+          <w:rFonts w:ascii="Consolas" w:eastAsia="Times New Roman" w:hAnsi="Consolas" w:cs="Times New Roman"/>
+          <w:color w:val="BBBEBF"/>
+          <w:sz w:val="21"/>
+          <w:szCs w:val="21"/>
+          <w:lang w:eastAsia="ru-RU"/>
+        </w:rPr>
+      </w:pPr>
+      <w:r>
+        <w:rPr>
+          <w:rFonts w:ascii="Consolas" w:eastAsia="Times New Roman" w:hAnsi="Consolas" w:cs="Times New Roman"/>
+          <w:color w:val="BBBEBF"/>
+          <w:sz w:val="21"/>
+          <w:szCs w:val="21"/>
+          <w:lang w:eastAsia="ru-RU"/>
+        </w:rPr>
+        <w:t xml:space="preserve">    </w:t>
+      </w:r>
+      <w:proofErr w:type="spellStart"/>
+      <w:r>
+        <w:rPr>
+          <w:rFonts w:ascii="Consolas" w:eastAsia="Times New Roman" w:hAnsi="Consolas" w:cs="Times New Roman"/>
+          <w:color w:val="C586C0"/>
+          <w:sz w:val="21"/>
+          <w:szCs w:val="21"/>
+          <w:lang w:eastAsia="ru-RU"/>
+        </w:rPr>
+        <w:t>if</w:t>
+      </w:r>
+      <w:proofErr w:type="spellEnd"/>
+      <w:r>
+        <w:rPr>
+          <w:rFonts w:ascii="Consolas" w:eastAsia="Times New Roman" w:hAnsi="Consolas" w:cs="Times New Roman"/>
+          <w:color w:val="C9D1D9"/>
+          <w:sz w:val="21"/>
+          <w:szCs w:val="21"/>
+          <w:lang w:eastAsia="ru-RU"/>
+        </w:rPr>
+        <w:t xml:space="preserve"> (</w:t>
+      </w:r>
+      <w:proofErr w:type="spellStart"/>
+      <w:r>
+        <w:rPr>
+          <w:rFonts w:ascii="Consolas" w:eastAsia="Times New Roman" w:hAnsi="Consolas" w:cs="Times New Roman"/>
+          <w:color w:val="C9D1D9"/>
+          <w:sz w:val="21"/>
+          <w:szCs w:val="21"/>
+          <w:lang w:eastAsia="ru-RU"/>
+        </w:rPr>
+        <w:t>dx</w:t>
+      </w:r>
+      <w:proofErr w:type="spellEnd"/>
+      <w:r>
+        <w:rPr>
+          <w:rFonts w:ascii="Consolas" w:eastAsia="Times New Roman" w:hAnsi="Consolas" w:cs="Times New Roman"/>
+          <w:color w:val="C9D1D9"/>
+          <w:sz w:val="21"/>
+          <w:szCs w:val="21"/>
+          <w:lang w:eastAsia="ru-RU"/>
+        </w:rPr>
+        <w:t xml:space="preserve"> </w:t>
+      </w:r>
+      <w:r>
+        <w:rPr>
+          <w:rFonts w:ascii="Consolas" w:eastAsia="Times New Roman" w:hAnsi="Consolas" w:cs="Times New Roman"/>
+          <w:color w:val="D4D4D4"/>
+          <w:sz w:val="21"/>
+          <w:szCs w:val="21"/>
+          <w:lang w:eastAsia="ru-RU"/>
+        </w:rPr>
+        <w:t>&lt;=</w:t>
+      </w:r>
+      <w:r>
+        <w:rPr>
+          <w:rFonts w:ascii="Consolas" w:eastAsia="Times New Roman" w:hAnsi="Consolas" w:cs="Times New Roman"/>
+          <w:color w:val="C9D1D9"/>
+          <w:sz w:val="21"/>
+          <w:szCs w:val="21"/>
+          <w:lang w:eastAsia="ru-RU"/>
+        </w:rPr>
+        <w:t xml:space="preserve"> </w:t>
+      </w:r>
+      <w:r>
+        <w:rPr>
+          <w:rFonts w:ascii="Consolas" w:eastAsia="Times New Roman" w:hAnsi="Consolas" w:cs="Times New Roman"/>
+          <w:color w:val="B5CEA8"/>
+          <w:sz w:val="21"/>
+          <w:szCs w:val="21"/>
+          <w:lang w:eastAsia="ru-RU"/>
+        </w:rPr>
+        <w:t>0</w:t>
+      </w:r>
+      <w:r>
+        <w:rPr>
+          <w:rFonts w:ascii="Consolas" w:eastAsia="Times New Roman" w:hAnsi="Consolas" w:cs="Times New Roman"/>
+          <w:color w:val="C9D1D9"/>
+          <w:sz w:val="21"/>
+          <w:szCs w:val="21"/>
+          <w:lang w:eastAsia="ru-RU"/>
+        </w:rPr>
+        <w:t>) {</w:t>
+      </w:r>
     </w:p>
     <w:p>
       <w:pPr>
@@ -1801,49 +1939,30 @@
           <w:color w:val="BBBEBF"/>
           <w:sz w:val="21"/>
           <w:szCs w:val="21"/>
-          <w:lang w:val="en-US" w:eastAsia="ru-RU"/>
-        </w:rPr>
-      </w:pPr>
-      <w:r>
-        <w:rPr>
-          <w:rFonts w:ascii="Consolas" w:eastAsia="Times New Roman" w:hAnsi="Consolas" w:cs="Times New Roman"/>
-          <w:color w:val="C9D1D9"/>
-          <w:sz w:val="21"/>
-          <w:szCs w:val="21"/>
-          <w:lang w:val="en-US" w:eastAsia="ru-RU"/>
+          <w:lang w:eastAsia="ru-RU"/>
+        </w:rPr>
+      </w:pPr>
+      <w:r>
+        <w:rPr>
+          <w:rFonts w:ascii="Consolas" w:eastAsia="Times New Roman" w:hAnsi="Consolas" w:cs="Times New Roman"/>
+          <w:color w:val="C9D1D9"/>
+          <w:sz w:val="21"/>
+          <w:szCs w:val="21"/>
+          <w:lang w:eastAsia="ru-RU"/>
         </w:rPr>
         <w:t xml:space="preserve">    </w:t>
       </w:r>
-      <w:r>
-        <w:rPr>
-          <w:rFonts w:ascii="Consolas" w:eastAsia="Times New Roman" w:hAnsi="Consolas" w:cs="Times New Roman"/>
-          <w:color w:val="FF7B72"/>
-          <w:sz w:val="21"/>
-          <w:szCs w:val="21"/>
-          <w:lang w:val="en-US" w:eastAsia="ru-RU"/>
-        </w:rPr>
-        <w:t>int</w:t>
-      </w:r>
-      <w:r>
-        <w:rPr>
-          <w:rFonts w:ascii="Consolas" w:eastAsia="Times New Roman" w:hAnsi="Consolas" w:cs="Times New Roman"/>
-          <w:color w:val="C9D1D9"/>
-          <w:sz w:val="21"/>
-          <w:szCs w:val="21"/>
-          <w:lang w:val="en-US" w:eastAsia="ru-RU"/>
-        </w:rPr>
-        <w:t xml:space="preserve"> </w:t>
-      </w:r>
       <w:proofErr w:type="spellStart"/>
-      <w:r>
-        <w:rPr>
-          <w:rFonts w:ascii="Consolas" w:eastAsia="Times New Roman" w:hAnsi="Consolas" w:cs="Times New Roman"/>
-          <w:color w:val="C9D1D9"/>
-          <w:sz w:val="21"/>
-          <w:szCs w:val="21"/>
-          <w:lang w:val="en-US" w:eastAsia="ru-RU"/>
-        </w:rPr>
-        <w:t>A_c</w:t>
+      <w:proofErr w:type="gramStart"/>
+      <w:r>
+        <w:rPr>
+          <w:rFonts w:ascii="Consolas" w:eastAsia="Times New Roman" w:hAnsi="Consolas" w:cs="Times New Roman"/>
+          <w:color w:val="D2A8FF"/>
+          <w:sz w:val="21"/>
+          <w:szCs w:val="21"/>
+          <w:lang w:eastAsia="ru-RU"/>
+        </w:rPr>
+        <w:t>printf</w:t>
       </w:r>
       <w:proofErr w:type="spellEnd"/>
       <w:r>
@@ -1852,49 +1971,72 @@
           <w:color w:val="C9D1D9"/>
           <w:sz w:val="21"/>
           <w:szCs w:val="21"/>
-          <w:lang w:val="en-US" w:eastAsia="ru-RU"/>
-        </w:rPr>
-        <w:t xml:space="preserve"> </w:t>
-      </w:r>
-      <w:r>
-        <w:rPr>
-          <w:rFonts w:ascii="Consolas" w:eastAsia="Times New Roman" w:hAnsi="Consolas" w:cs="Times New Roman"/>
-          <w:color w:val="D4D4D4"/>
-          <w:sz w:val="21"/>
-          <w:szCs w:val="21"/>
-          <w:lang w:val="en-US" w:eastAsia="ru-RU"/>
-        </w:rPr>
-        <w:t>=</w:t>
-      </w:r>
-      <w:r>
-        <w:rPr>
-          <w:rFonts w:ascii="Consolas" w:eastAsia="Times New Roman" w:hAnsi="Consolas" w:cs="Times New Roman"/>
-          <w:color w:val="C9D1D9"/>
-          <w:sz w:val="21"/>
-          <w:szCs w:val="21"/>
-          <w:lang w:val="en-US" w:eastAsia="ru-RU"/>
-        </w:rPr>
-        <w:t xml:space="preserve"> (</w:t>
-      </w:r>
-      <w:r>
-        <w:rPr>
-          <w:rFonts w:ascii="Consolas" w:eastAsia="Times New Roman" w:hAnsi="Consolas" w:cs="Times New Roman"/>
-          <w:color w:val="FF7B72"/>
-          <w:sz w:val="21"/>
-          <w:szCs w:val="21"/>
-          <w:lang w:val="en-US" w:eastAsia="ru-RU"/>
-        </w:rPr>
-        <w:t>int</w:t>
-      </w:r>
-      <w:r>
-        <w:rPr>
-          <w:rFonts w:ascii="Consolas" w:eastAsia="Times New Roman" w:hAnsi="Consolas" w:cs="Times New Roman"/>
-          <w:color w:val="C9D1D9"/>
-          <w:sz w:val="21"/>
-          <w:szCs w:val="21"/>
-          <w:lang w:val="en-US" w:eastAsia="ru-RU"/>
-        </w:rPr>
-        <w:t>)a;</w:t>
+          <w:lang w:eastAsia="ru-RU"/>
+        </w:rPr>
+        <w:t>(</w:t>
+      </w:r>
+      <w:proofErr w:type="gramEnd"/>
+      <w:r>
+        <w:rPr>
+          <w:rFonts w:ascii="Consolas" w:eastAsia="Times New Roman" w:hAnsi="Consolas" w:cs="Times New Roman"/>
+          <w:color w:val="A5D6FF"/>
+          <w:sz w:val="21"/>
+          <w:szCs w:val="21"/>
+          <w:lang w:eastAsia="ru-RU"/>
+        </w:rPr>
+        <w:t xml:space="preserve">"Ошибка: </w:t>
+      </w:r>
+      <w:proofErr w:type="spellStart"/>
+      <w:r>
+        <w:rPr>
+          <w:rFonts w:ascii="Consolas" w:eastAsia="Times New Roman" w:hAnsi="Consolas" w:cs="Times New Roman"/>
+          <w:color w:val="A5D6FF"/>
+          <w:sz w:val="21"/>
+          <w:szCs w:val="21"/>
+          <w:lang w:eastAsia="ru-RU"/>
+        </w:rPr>
+        <w:t>dX</w:t>
+      </w:r>
+      <w:proofErr w:type="spellEnd"/>
+      <w:r>
+        <w:rPr>
+          <w:rFonts w:ascii="Consolas" w:eastAsia="Times New Roman" w:hAnsi="Consolas" w:cs="Times New Roman"/>
+          <w:color w:val="A5D6FF"/>
+          <w:sz w:val="21"/>
+          <w:szCs w:val="21"/>
+          <w:lang w:eastAsia="ru-RU"/>
+        </w:rPr>
+        <w:t xml:space="preserve"> должен быть больше 0.</w:t>
+      </w:r>
+      <w:r>
+        <w:rPr>
+          <w:rFonts w:ascii="Consolas" w:eastAsia="Times New Roman" w:hAnsi="Consolas" w:cs="Times New Roman"/>
+          <w:color w:val="D7BA7D"/>
+          <w:sz w:val="21"/>
+          <w:szCs w:val="21"/>
+          <w:lang w:eastAsia="ru-RU"/>
+        </w:rPr>
+        <w:t>\n</w:t>
+      </w:r>
+      <w:r>
+        <w:rPr>
+          <w:rFonts w:ascii="Consolas" w:eastAsia="Times New Roman" w:hAnsi="Consolas" w:cs="Times New Roman"/>
+          <w:color w:val="A5D6FF"/>
+          <w:sz w:val="21"/>
+          <w:szCs w:val="21"/>
+          <w:lang w:eastAsia="ru-RU"/>
+        </w:rPr>
+        <w:t>"</w:t>
+      </w:r>
+      <w:r>
+        <w:rPr>
+          <w:rFonts w:ascii="Consolas" w:eastAsia="Times New Roman" w:hAnsi="Consolas" w:cs="Times New Roman"/>
+          <w:color w:val="C9D1D9"/>
+          <w:sz w:val="21"/>
+          <w:szCs w:val="21"/>
+          <w:lang w:eastAsia="ru-RU"/>
+        </w:rPr>
+        <w:t>);</w:t>
       </w:r>
     </w:p>
     <w:p>
@@ -1906,101 +2048,63 @@
           <w:color w:val="BBBEBF"/>
           <w:sz w:val="21"/>
           <w:szCs w:val="21"/>
-          <w:lang w:val="en-US" w:eastAsia="ru-RU"/>
-        </w:rPr>
-      </w:pPr>
-      <w:r>
-        <w:rPr>
-          <w:rFonts w:ascii="Consolas" w:eastAsia="Times New Roman" w:hAnsi="Consolas" w:cs="Times New Roman"/>
-          <w:color w:val="C9D1D9"/>
-          <w:sz w:val="21"/>
-          <w:szCs w:val="21"/>
-          <w:lang w:val="en-US" w:eastAsia="ru-RU"/>
+          <w:lang w:eastAsia="ru-RU"/>
+        </w:rPr>
+      </w:pPr>
+      <w:r>
+        <w:rPr>
+          <w:rFonts w:ascii="Consolas" w:eastAsia="Times New Roman" w:hAnsi="Consolas" w:cs="Times New Roman"/>
+          <w:color w:val="C9D1D9"/>
+          <w:sz w:val="21"/>
+          <w:szCs w:val="21"/>
+          <w:lang w:eastAsia="ru-RU"/>
         </w:rPr>
         <w:t xml:space="preserve">    </w:t>
       </w:r>
-      <w:r>
-        <w:rPr>
-          <w:rFonts w:ascii="Consolas" w:eastAsia="Times New Roman" w:hAnsi="Consolas" w:cs="Times New Roman"/>
-          <w:color w:val="FF7B72"/>
-          <w:sz w:val="21"/>
-          <w:szCs w:val="21"/>
-          <w:lang w:val="en-US" w:eastAsia="ru-RU"/>
-        </w:rPr>
-        <w:t>int</w:t>
-      </w:r>
-      <w:r>
-        <w:rPr>
-          <w:rFonts w:ascii="Consolas" w:eastAsia="Times New Roman" w:hAnsi="Consolas" w:cs="Times New Roman"/>
-          <w:color w:val="C9D1D9"/>
-          <w:sz w:val="21"/>
-          <w:szCs w:val="21"/>
-          <w:lang w:val="en-US" w:eastAsia="ru-RU"/>
+      <w:proofErr w:type="spellStart"/>
+      <w:r>
+        <w:rPr>
+          <w:rFonts w:ascii="Consolas" w:eastAsia="Times New Roman" w:hAnsi="Consolas" w:cs="Times New Roman"/>
+          <w:color w:val="C586C0"/>
+          <w:sz w:val="21"/>
+          <w:szCs w:val="21"/>
+          <w:lang w:eastAsia="ru-RU"/>
+        </w:rPr>
+        <w:t>return</w:t>
+      </w:r>
+      <w:proofErr w:type="spellEnd"/>
+      <w:r>
+        <w:rPr>
+          <w:rFonts w:ascii="Consolas" w:eastAsia="Times New Roman" w:hAnsi="Consolas" w:cs="Times New Roman"/>
+          <w:color w:val="C9D1D9"/>
+          <w:sz w:val="21"/>
+          <w:szCs w:val="21"/>
+          <w:lang w:eastAsia="ru-RU"/>
         </w:rPr>
         <w:t xml:space="preserve"> </w:t>
       </w:r>
-      <w:proofErr w:type="spellStart"/>
-      <w:r>
-        <w:rPr>
-          <w:rFonts w:ascii="Consolas" w:eastAsia="Times New Roman" w:hAnsi="Consolas" w:cs="Times New Roman"/>
-          <w:color w:val="C9D1D9"/>
-          <w:sz w:val="21"/>
-          <w:szCs w:val="21"/>
-          <w:lang w:val="en-US" w:eastAsia="ru-RU"/>
-        </w:rPr>
-        <w:t>B_c</w:t>
-      </w:r>
-      <w:proofErr w:type="spellEnd"/>
-      <w:r>
-        <w:rPr>
-          <w:rFonts w:ascii="Consolas" w:eastAsia="Times New Roman" w:hAnsi="Consolas" w:cs="Times New Roman"/>
-          <w:color w:val="C9D1D9"/>
-          <w:sz w:val="21"/>
-          <w:szCs w:val="21"/>
-          <w:lang w:val="en-US" w:eastAsia="ru-RU"/>
-        </w:rPr>
-        <w:t xml:space="preserve"> </w:t>
-      </w:r>
-      <w:r>
-        <w:rPr>
-          <w:rFonts w:ascii="Consolas" w:eastAsia="Times New Roman" w:hAnsi="Consolas" w:cs="Times New Roman"/>
-          <w:color w:val="D4D4D4"/>
-          <w:sz w:val="21"/>
-          <w:szCs w:val="21"/>
-          <w:lang w:val="en-US" w:eastAsia="ru-RU"/>
-        </w:rPr>
-        <w:t>=</w:t>
-      </w:r>
-      <w:r>
-        <w:rPr>
-          <w:rFonts w:ascii="Consolas" w:eastAsia="Times New Roman" w:hAnsi="Consolas" w:cs="Times New Roman"/>
-          <w:color w:val="C9D1D9"/>
-          <w:sz w:val="21"/>
-          <w:szCs w:val="21"/>
-          <w:lang w:val="en-US" w:eastAsia="ru-RU"/>
-        </w:rPr>
-        <w:t xml:space="preserve"> (</w:t>
-      </w:r>
-      <w:r>
-        <w:rPr>
-          <w:rFonts w:ascii="Consolas" w:eastAsia="Times New Roman" w:hAnsi="Consolas" w:cs="Times New Roman"/>
-          <w:color w:val="FF7B72"/>
-          <w:sz w:val="21"/>
-          <w:szCs w:val="21"/>
-          <w:lang w:val="en-US" w:eastAsia="ru-RU"/>
-        </w:rPr>
-        <w:t>int</w:t>
-      </w:r>
-      <w:r>
-        <w:rPr>
-          <w:rFonts w:ascii="Consolas" w:eastAsia="Times New Roman" w:hAnsi="Consolas" w:cs="Times New Roman"/>
-          <w:color w:val="C9D1D9"/>
-          <w:sz w:val="21"/>
-          <w:szCs w:val="21"/>
-          <w:lang w:val="en-US" w:eastAsia="ru-RU"/>
-        </w:rPr>
-        <w:t>)b;</w:t>
-      </w:r>
+      <w:r>
+        <w:rPr>
+          <w:rFonts w:ascii="Consolas" w:eastAsia="Times New Roman" w:hAnsi="Consolas" w:cs="Times New Roman"/>
+          <w:color w:val="B5CEA8"/>
+          <w:sz w:val="21"/>
+          <w:szCs w:val="21"/>
+          <w:lang w:eastAsia="ru-RU"/>
+        </w:rPr>
+        <w:t>1</w:t>
+      </w:r>
+      <w:r>
+        <w:rPr>
+          <w:rFonts w:ascii="Consolas" w:eastAsia="Times New Roman" w:hAnsi="Consolas" w:cs="Times New Roman"/>
+          <w:color w:val="C9D1D9"/>
+          <w:sz w:val="21"/>
+          <w:szCs w:val="21"/>
+          <w:lang w:eastAsia="ru-RU"/>
+        </w:rPr>
+        <w:t>;</w:t>
+      </w:r>
+      <w:bookmarkStart w:id="0" w:name="_GoBack"/>
+      <w:bookmarkEnd w:id="0"/>
     </w:p>
     <w:p>
       <w:pPr>
@@ -2011,100 +2115,18 @@
           <w:color w:val="BBBEBF"/>
           <w:sz w:val="21"/>
           <w:szCs w:val="21"/>
-          <w:lang w:val="en-US" w:eastAsia="ru-RU"/>
-        </w:rPr>
-      </w:pPr>
-      <w:r>
-        <w:rPr>
-          <w:rFonts w:ascii="Consolas" w:eastAsia="Times New Roman" w:hAnsi="Consolas" w:cs="Times New Roman"/>
-          <w:color w:val="C9D1D9"/>
-          <w:sz w:val="21"/>
-          <w:szCs w:val="21"/>
-          <w:lang w:val="en-US" w:eastAsia="ru-RU"/>
-        </w:rPr>
-        <w:t xml:space="preserve">    </w:t>
-      </w:r>
-      <w:r>
-        <w:rPr>
-          <w:rFonts w:ascii="Consolas" w:eastAsia="Times New Roman" w:hAnsi="Consolas" w:cs="Times New Roman"/>
-          <w:color w:val="FF7B72"/>
-          <w:sz w:val="21"/>
-          <w:szCs w:val="21"/>
-          <w:lang w:val="en-US" w:eastAsia="ru-RU"/>
-        </w:rPr>
-        <w:t>int</w:t>
-      </w:r>
-      <w:r>
-        <w:rPr>
-          <w:rFonts w:ascii="Consolas" w:eastAsia="Times New Roman" w:hAnsi="Consolas" w:cs="Times New Roman"/>
-          <w:color w:val="C9D1D9"/>
-          <w:sz w:val="21"/>
-          <w:szCs w:val="21"/>
-          <w:lang w:val="en-US" w:eastAsia="ru-RU"/>
-        </w:rPr>
-        <w:t xml:space="preserve"> </w:t>
-      </w:r>
-      <w:proofErr w:type="spellStart"/>
-      <w:r>
-        <w:rPr>
-          <w:rFonts w:ascii="Consolas" w:eastAsia="Times New Roman" w:hAnsi="Consolas" w:cs="Times New Roman"/>
-          <w:color w:val="C9D1D9"/>
-          <w:sz w:val="21"/>
-          <w:szCs w:val="21"/>
-          <w:lang w:val="en-US" w:eastAsia="ru-RU"/>
-        </w:rPr>
-        <w:t>C_c</w:t>
-      </w:r>
-      <w:proofErr w:type="spellEnd"/>
-      <w:r>
-        <w:rPr>
-          <w:rFonts w:ascii="Consolas" w:eastAsia="Times New Roman" w:hAnsi="Consolas" w:cs="Times New Roman"/>
-          <w:color w:val="C9D1D9"/>
-          <w:sz w:val="21"/>
-          <w:szCs w:val="21"/>
-          <w:lang w:val="en-US" w:eastAsia="ru-RU"/>
-        </w:rPr>
-        <w:t xml:space="preserve"> </w:t>
-      </w:r>
-      <w:r>
-        <w:rPr>
-          <w:rFonts w:ascii="Consolas" w:eastAsia="Times New Roman" w:hAnsi="Consolas" w:cs="Times New Roman"/>
-          <w:color w:val="D4D4D4"/>
-          <w:sz w:val="21"/>
-          <w:szCs w:val="21"/>
-          <w:lang w:val="en-US" w:eastAsia="ru-RU"/>
-        </w:rPr>
-        <w:t>=</w:t>
-      </w:r>
-      <w:r>
-        <w:rPr>
-          <w:rFonts w:ascii="Consolas" w:eastAsia="Times New Roman" w:hAnsi="Consolas" w:cs="Times New Roman"/>
-          <w:color w:val="C9D1D9"/>
-          <w:sz w:val="21"/>
-          <w:szCs w:val="21"/>
-          <w:lang w:val="en-US" w:eastAsia="ru-RU"/>
-        </w:rPr>
-        <w:t xml:space="preserve"> (</w:t>
-      </w:r>
-      <w:r>
-        <w:rPr>
-          <w:rFonts w:ascii="Consolas" w:eastAsia="Times New Roman" w:hAnsi="Consolas" w:cs="Times New Roman"/>
-          <w:color w:val="FF7B72"/>
-          <w:sz w:val="21"/>
-          <w:szCs w:val="21"/>
-          <w:lang w:val="en-US" w:eastAsia="ru-RU"/>
-        </w:rPr>
-        <w:t>int</w:t>
-      </w:r>
-      <w:r>
-        <w:rPr>
-          <w:rFonts w:ascii="Consolas" w:eastAsia="Times New Roman" w:hAnsi="Consolas" w:cs="Times New Roman"/>
-          <w:color w:val="C9D1D9"/>
-          <w:sz w:val="21"/>
-          <w:szCs w:val="21"/>
-          <w:lang w:val="en-US" w:eastAsia="ru-RU"/>
-        </w:rPr>
-        <w:t>)c;</w:t>
+          <w:lang w:eastAsia="ru-RU"/>
+        </w:rPr>
+      </w:pPr>
+      <w:r>
+        <w:rPr>
+          <w:rFonts w:ascii="Consolas" w:eastAsia="Times New Roman" w:hAnsi="Consolas" w:cs="Times New Roman"/>
+          <w:color w:val="C9D1D9"/>
+          <w:sz w:val="21"/>
+          <w:szCs w:val="21"/>
+          <w:lang w:eastAsia="ru-RU"/>
+        </w:rPr>
+        <w:t>    }</w:t>
       </w:r>
     </w:p>
     <w:p>
@@ -2116,7 +2138,7 @@
           <w:color w:val="BBBEBF"/>
           <w:sz w:val="21"/>
           <w:szCs w:val="21"/>
-          <w:lang w:val="en-US" w:eastAsia="ru-RU"/>
+          <w:lang w:eastAsia="ru-RU"/>
         </w:rPr>
       </w:pPr>
     </w:p>
@@ -2132,6 +2154,347 @@
           <w:lang w:val="en-US" w:eastAsia="ru-RU"/>
         </w:rPr>
       </w:pPr>
+    </w:p>
+    <w:p>
+      <w:pPr>
+        <w:shd w:val="clear" w:color="auto" w:fill="121314"/>
+        <w:spacing w:after="0" w:line="285" w:lineRule="atLeast"/>
+        <w:rPr>
+          <w:rFonts w:ascii="Consolas" w:eastAsia="Times New Roman" w:hAnsi="Consolas" w:cs="Times New Roman"/>
+          <w:color w:val="BBBEBF"/>
+          <w:sz w:val="21"/>
+          <w:szCs w:val="21"/>
+          <w:lang w:val="en-US" w:eastAsia="ru-RU"/>
+        </w:rPr>
+      </w:pPr>
+      <w:r>
+        <w:rPr>
+          <w:rFonts w:ascii="Consolas" w:eastAsia="Times New Roman" w:hAnsi="Consolas" w:cs="Times New Roman"/>
+          <w:color w:val="C9D1D9"/>
+          <w:sz w:val="21"/>
+          <w:szCs w:val="21"/>
+          <w:lang w:val="en-US" w:eastAsia="ru-RU"/>
+        </w:rPr>
+        <w:t xml:space="preserve">    </w:t>
+      </w:r>
+      <w:r>
+        <w:rPr>
+          <w:rFonts w:ascii="Consolas" w:eastAsia="Times New Roman" w:hAnsi="Consolas" w:cs="Times New Roman"/>
+          <w:color w:val="FF7B72"/>
+          <w:sz w:val="21"/>
+          <w:szCs w:val="21"/>
+          <w:lang w:val="en-US" w:eastAsia="ru-RU"/>
+        </w:rPr>
+        <w:t>int</w:t>
+      </w:r>
+      <w:r>
+        <w:rPr>
+          <w:rFonts w:ascii="Consolas" w:eastAsia="Times New Roman" w:hAnsi="Consolas" w:cs="Times New Roman"/>
+          <w:color w:val="C9D1D9"/>
+          <w:sz w:val="21"/>
+          <w:szCs w:val="21"/>
+          <w:lang w:val="en-US" w:eastAsia="ru-RU"/>
+        </w:rPr>
+        <w:t xml:space="preserve"> </w:t>
+      </w:r>
+      <w:proofErr w:type="spellStart"/>
+      <w:r>
+        <w:rPr>
+          <w:rFonts w:ascii="Consolas" w:eastAsia="Times New Roman" w:hAnsi="Consolas" w:cs="Times New Roman"/>
+          <w:color w:val="C9D1D9"/>
+          <w:sz w:val="21"/>
+          <w:szCs w:val="21"/>
+          <w:lang w:val="en-US" w:eastAsia="ru-RU"/>
+        </w:rPr>
+        <w:t>A_c</w:t>
+      </w:r>
+      <w:proofErr w:type="spellEnd"/>
+      <w:r>
+        <w:rPr>
+          <w:rFonts w:ascii="Consolas" w:eastAsia="Times New Roman" w:hAnsi="Consolas" w:cs="Times New Roman"/>
+          <w:color w:val="C9D1D9"/>
+          <w:sz w:val="21"/>
+          <w:szCs w:val="21"/>
+          <w:lang w:val="en-US" w:eastAsia="ru-RU"/>
+        </w:rPr>
+        <w:t xml:space="preserve"> </w:t>
+      </w:r>
+      <w:r>
+        <w:rPr>
+          <w:rFonts w:ascii="Consolas" w:eastAsia="Times New Roman" w:hAnsi="Consolas" w:cs="Times New Roman"/>
+          <w:color w:val="D4D4D4"/>
+          <w:sz w:val="21"/>
+          <w:szCs w:val="21"/>
+          <w:lang w:val="en-US" w:eastAsia="ru-RU"/>
+        </w:rPr>
+        <w:t>=</w:t>
+      </w:r>
+      <w:r>
+        <w:rPr>
+          <w:rFonts w:ascii="Consolas" w:eastAsia="Times New Roman" w:hAnsi="Consolas" w:cs="Times New Roman"/>
+          <w:color w:val="C9D1D9"/>
+          <w:sz w:val="21"/>
+          <w:szCs w:val="21"/>
+          <w:lang w:val="en-US" w:eastAsia="ru-RU"/>
+        </w:rPr>
+        <w:t xml:space="preserve"> (</w:t>
+      </w:r>
+      <w:r>
+        <w:rPr>
+          <w:rFonts w:ascii="Consolas" w:eastAsia="Times New Roman" w:hAnsi="Consolas" w:cs="Times New Roman"/>
+          <w:color w:val="FF7B72"/>
+          <w:sz w:val="21"/>
+          <w:szCs w:val="21"/>
+          <w:lang w:val="en-US" w:eastAsia="ru-RU"/>
+        </w:rPr>
+        <w:t>int</w:t>
+      </w:r>
+      <w:r>
+        <w:rPr>
+          <w:rFonts w:ascii="Consolas" w:eastAsia="Times New Roman" w:hAnsi="Consolas" w:cs="Times New Roman"/>
+          <w:color w:val="C9D1D9"/>
+          <w:sz w:val="21"/>
+          <w:szCs w:val="21"/>
+          <w:lang w:val="en-US" w:eastAsia="ru-RU"/>
+        </w:rPr>
+        <w:t>)a;</w:t>
+      </w:r>
+    </w:p>
+    <w:p>
+      <w:pPr>
+        <w:shd w:val="clear" w:color="auto" w:fill="121314"/>
+        <w:spacing w:after="0" w:line="285" w:lineRule="atLeast"/>
+        <w:rPr>
+          <w:rFonts w:ascii="Consolas" w:eastAsia="Times New Roman" w:hAnsi="Consolas" w:cs="Times New Roman"/>
+          <w:color w:val="BBBEBF"/>
+          <w:sz w:val="21"/>
+          <w:szCs w:val="21"/>
+          <w:lang w:val="en-US" w:eastAsia="ru-RU"/>
+        </w:rPr>
+      </w:pPr>
+      <w:r>
+        <w:rPr>
+          <w:rFonts w:ascii="Consolas" w:eastAsia="Times New Roman" w:hAnsi="Consolas" w:cs="Times New Roman"/>
+          <w:color w:val="C9D1D9"/>
+          <w:sz w:val="21"/>
+          <w:szCs w:val="21"/>
+          <w:lang w:val="en-US" w:eastAsia="ru-RU"/>
+        </w:rPr>
+        <w:t xml:space="preserve">    </w:t>
+      </w:r>
+      <w:r>
+        <w:rPr>
+          <w:rFonts w:ascii="Consolas" w:eastAsia="Times New Roman" w:hAnsi="Consolas" w:cs="Times New Roman"/>
+          <w:color w:val="FF7B72"/>
+          <w:sz w:val="21"/>
+          <w:szCs w:val="21"/>
+          <w:lang w:val="en-US" w:eastAsia="ru-RU"/>
+        </w:rPr>
+        <w:t>int</w:t>
+      </w:r>
+      <w:r>
+        <w:rPr>
+          <w:rFonts w:ascii="Consolas" w:eastAsia="Times New Roman" w:hAnsi="Consolas" w:cs="Times New Roman"/>
+          <w:color w:val="C9D1D9"/>
+          <w:sz w:val="21"/>
+          <w:szCs w:val="21"/>
+          <w:lang w:val="en-US" w:eastAsia="ru-RU"/>
+        </w:rPr>
+        <w:t xml:space="preserve"> </w:t>
+      </w:r>
+      <w:proofErr w:type="spellStart"/>
+      <w:r>
+        <w:rPr>
+          <w:rFonts w:ascii="Consolas" w:eastAsia="Times New Roman" w:hAnsi="Consolas" w:cs="Times New Roman"/>
+          <w:color w:val="C9D1D9"/>
+          <w:sz w:val="21"/>
+          <w:szCs w:val="21"/>
+          <w:lang w:val="en-US" w:eastAsia="ru-RU"/>
+        </w:rPr>
+        <w:t>B_c</w:t>
+      </w:r>
+      <w:proofErr w:type="spellEnd"/>
+      <w:r>
+        <w:rPr>
+          <w:rFonts w:ascii="Consolas" w:eastAsia="Times New Roman" w:hAnsi="Consolas" w:cs="Times New Roman"/>
+          <w:color w:val="C9D1D9"/>
+          <w:sz w:val="21"/>
+          <w:szCs w:val="21"/>
+          <w:lang w:val="en-US" w:eastAsia="ru-RU"/>
+        </w:rPr>
+        <w:t xml:space="preserve"> </w:t>
+      </w:r>
+      <w:r>
+        <w:rPr>
+          <w:rFonts w:ascii="Consolas" w:eastAsia="Times New Roman" w:hAnsi="Consolas" w:cs="Times New Roman"/>
+          <w:color w:val="D4D4D4"/>
+          <w:sz w:val="21"/>
+          <w:szCs w:val="21"/>
+          <w:lang w:val="en-US" w:eastAsia="ru-RU"/>
+        </w:rPr>
+        <w:t>=</w:t>
+      </w:r>
+      <w:r>
+        <w:rPr>
+          <w:rFonts w:ascii="Consolas" w:eastAsia="Times New Roman" w:hAnsi="Consolas" w:cs="Times New Roman"/>
+          <w:color w:val="C9D1D9"/>
+          <w:sz w:val="21"/>
+          <w:szCs w:val="21"/>
+          <w:lang w:val="en-US" w:eastAsia="ru-RU"/>
+        </w:rPr>
+        <w:t xml:space="preserve"> (</w:t>
+      </w:r>
+      <w:r>
+        <w:rPr>
+          <w:rFonts w:ascii="Consolas" w:eastAsia="Times New Roman" w:hAnsi="Consolas" w:cs="Times New Roman"/>
+          <w:color w:val="FF7B72"/>
+          <w:sz w:val="21"/>
+          <w:szCs w:val="21"/>
+          <w:lang w:val="en-US" w:eastAsia="ru-RU"/>
+        </w:rPr>
+        <w:t>int</w:t>
+      </w:r>
+      <w:r>
+        <w:rPr>
+          <w:rFonts w:ascii="Consolas" w:eastAsia="Times New Roman" w:hAnsi="Consolas" w:cs="Times New Roman"/>
+          <w:color w:val="C9D1D9"/>
+          <w:sz w:val="21"/>
+          <w:szCs w:val="21"/>
+          <w:lang w:val="en-US" w:eastAsia="ru-RU"/>
+        </w:rPr>
+        <w:t>)b;</w:t>
+      </w:r>
+    </w:p>
+    <w:p>
+      <w:pPr>
+        <w:shd w:val="clear" w:color="auto" w:fill="121314"/>
+        <w:spacing w:after="0" w:line="285" w:lineRule="atLeast"/>
+        <w:rPr>
+          <w:rFonts w:ascii="Consolas" w:eastAsia="Times New Roman" w:hAnsi="Consolas" w:cs="Times New Roman"/>
+          <w:color w:val="BBBEBF"/>
+          <w:sz w:val="21"/>
+          <w:szCs w:val="21"/>
+          <w:lang w:val="en-US" w:eastAsia="ru-RU"/>
+        </w:rPr>
+      </w:pPr>
+      <w:r>
+        <w:rPr>
+          <w:rFonts w:ascii="Consolas" w:eastAsia="Times New Roman" w:hAnsi="Consolas" w:cs="Times New Roman"/>
+          <w:color w:val="C9D1D9"/>
+          <w:sz w:val="21"/>
+          <w:szCs w:val="21"/>
+          <w:lang w:val="en-US" w:eastAsia="ru-RU"/>
+        </w:rPr>
+        <w:t xml:space="preserve">    </w:t>
+      </w:r>
+      <w:r>
+        <w:rPr>
+          <w:rFonts w:ascii="Consolas" w:eastAsia="Times New Roman" w:hAnsi="Consolas" w:cs="Times New Roman"/>
+          <w:color w:val="FF7B72"/>
+          <w:sz w:val="21"/>
+          <w:szCs w:val="21"/>
+          <w:lang w:val="en-US" w:eastAsia="ru-RU"/>
+        </w:rPr>
+        <w:t>int</w:t>
+      </w:r>
+      <w:r>
+        <w:rPr>
+          <w:rFonts w:ascii="Consolas" w:eastAsia="Times New Roman" w:hAnsi="Consolas" w:cs="Times New Roman"/>
+          <w:color w:val="C9D1D9"/>
+          <w:sz w:val="21"/>
+          <w:szCs w:val="21"/>
+          <w:lang w:val="en-US" w:eastAsia="ru-RU"/>
+        </w:rPr>
+        <w:t xml:space="preserve"> </w:t>
+      </w:r>
+      <w:proofErr w:type="spellStart"/>
+      <w:r>
+        <w:rPr>
+          <w:rFonts w:ascii="Consolas" w:eastAsia="Times New Roman" w:hAnsi="Consolas" w:cs="Times New Roman"/>
+          <w:color w:val="C9D1D9"/>
+          <w:sz w:val="21"/>
+          <w:szCs w:val="21"/>
+          <w:lang w:val="en-US" w:eastAsia="ru-RU"/>
+        </w:rPr>
+        <w:t>C_c</w:t>
+      </w:r>
+      <w:proofErr w:type="spellEnd"/>
+      <w:r>
+        <w:rPr>
+          <w:rFonts w:ascii="Consolas" w:eastAsia="Times New Roman" w:hAnsi="Consolas" w:cs="Times New Roman"/>
+          <w:color w:val="C9D1D9"/>
+          <w:sz w:val="21"/>
+          <w:szCs w:val="21"/>
+          <w:lang w:val="en-US" w:eastAsia="ru-RU"/>
+        </w:rPr>
+        <w:t xml:space="preserve"> </w:t>
+      </w:r>
+      <w:r>
+        <w:rPr>
+          <w:rFonts w:ascii="Consolas" w:eastAsia="Times New Roman" w:hAnsi="Consolas" w:cs="Times New Roman"/>
+          <w:color w:val="D4D4D4"/>
+          <w:sz w:val="21"/>
+          <w:szCs w:val="21"/>
+          <w:lang w:val="en-US" w:eastAsia="ru-RU"/>
+        </w:rPr>
+        <w:t>=</w:t>
+      </w:r>
+      <w:r>
+        <w:rPr>
+          <w:rFonts w:ascii="Consolas" w:eastAsia="Times New Roman" w:hAnsi="Consolas" w:cs="Times New Roman"/>
+          <w:color w:val="C9D1D9"/>
+          <w:sz w:val="21"/>
+          <w:szCs w:val="21"/>
+          <w:lang w:val="en-US" w:eastAsia="ru-RU"/>
+        </w:rPr>
+        <w:t xml:space="preserve"> (</w:t>
+      </w:r>
+      <w:r>
+        <w:rPr>
+          <w:rFonts w:ascii="Consolas" w:eastAsia="Times New Roman" w:hAnsi="Consolas" w:cs="Times New Roman"/>
+          <w:color w:val="FF7B72"/>
+          <w:sz w:val="21"/>
+          <w:szCs w:val="21"/>
+          <w:lang w:val="en-US" w:eastAsia="ru-RU"/>
+        </w:rPr>
+        <w:t>int</w:t>
+      </w:r>
+      <w:r>
+        <w:rPr>
+          <w:rFonts w:ascii="Consolas" w:eastAsia="Times New Roman" w:hAnsi="Consolas" w:cs="Times New Roman"/>
+          <w:color w:val="C9D1D9"/>
+          <w:sz w:val="21"/>
+          <w:szCs w:val="21"/>
+          <w:lang w:val="en-US" w:eastAsia="ru-RU"/>
+        </w:rPr>
+        <w:t>)c;</w:t>
+      </w:r>
+    </w:p>
+    <w:p>
+      <w:pPr>
+        <w:shd w:val="clear" w:color="auto" w:fill="121314"/>
+        <w:spacing w:after="0" w:line="285" w:lineRule="atLeast"/>
+        <w:rPr>
+          <w:rFonts w:ascii="Consolas" w:eastAsia="Times New Roman" w:hAnsi="Consolas" w:cs="Times New Roman"/>
+          <w:color w:val="BBBEBF"/>
+          <w:sz w:val="21"/>
+          <w:szCs w:val="21"/>
+          <w:lang w:val="en-US" w:eastAsia="ru-RU"/>
+        </w:rPr>
+      </w:pPr>
+    </w:p>
+    <w:p>
+      <w:pPr>
+        <w:shd w:val="clear" w:color="auto" w:fill="121314"/>
+        <w:spacing w:after="0" w:line="285" w:lineRule="atLeast"/>
+        <w:rPr>
+          <w:rFonts w:ascii="Consolas" w:eastAsia="Times New Roman" w:hAnsi="Consolas" w:cs="Times New Roman"/>
+          <w:color w:val="BBBEBF"/>
+          <w:sz w:val="21"/>
+          <w:szCs w:val="21"/>
+          <w:lang w:val="en-US" w:eastAsia="ru-RU"/>
+        </w:rPr>
+      </w:pPr>
       <w:r>
         <w:rPr>
           <w:rFonts w:ascii="Consolas" w:eastAsia="Times New Roman" w:hAnsi="Consolas" w:cs="Times New Roman"/>
@@ -4787,17 +5150,18 @@
           <w:color w:val="BBBEBF"/>
           <w:sz w:val="21"/>
           <w:szCs w:val="21"/>
-          <w:lang w:eastAsia="ru-RU"/>
-        </w:rPr>
-      </w:pPr>
-      <w:r>
-        <w:rPr>
-          <w:rFonts w:ascii="Consolas" w:eastAsia="Times New Roman" w:hAnsi="Consolas" w:cs="Times New Roman"/>
-          <w:color w:val="C9D1D9"/>
-          <w:sz w:val="21"/>
-          <w:szCs w:val="21"/>
-          <w:lang w:val="en-US" w:eastAsia="ru-RU"/>
-        </w:rPr>
+          <w:lang w:val="en-US" w:eastAsia="ru-RU"/>
+        </w:rPr>
+      </w:pPr>
+      <w:r>
+        <w:rPr>
+          <w:rFonts w:ascii="Consolas" w:eastAsia="Times New Roman" w:hAnsi="Consolas" w:cs="Times New Roman"/>
+          <w:color w:val="C9D1D9"/>
+          <w:sz w:val="21"/>
+          <w:szCs w:val="21"/>
+          <w:lang w:val="en-US" w:eastAsia="ru-RU"/>
+        </w:rPr>
+        <w:lastRenderedPageBreak/>
         <w:t xml:space="preserve">            </w:t>
       </w:r>
       <w:r>
@@ -4806,7 +5170,7 @@
           <w:color w:val="C9D1D9"/>
           <w:sz w:val="21"/>
           <w:szCs w:val="21"/>
-          <w:lang w:eastAsia="ru-RU"/>
+          <w:lang w:val="en-US" w:eastAsia="ru-RU"/>
         </w:rPr>
         <w:t>}</w:t>
       </w:r>
@@ -4820,16 +5184,16 @@
           <w:color w:val="BBBEBF"/>
           <w:sz w:val="21"/>
           <w:szCs w:val="21"/>
-          <w:lang w:eastAsia="ru-RU"/>
-        </w:rPr>
-      </w:pPr>
-      <w:r>
-        <w:rPr>
-          <w:rFonts w:ascii="Consolas" w:eastAsia="Times New Roman" w:hAnsi="Consolas" w:cs="Times New Roman"/>
-          <w:color w:val="C9D1D9"/>
-          <w:sz w:val="21"/>
-          <w:szCs w:val="21"/>
-          <w:lang w:eastAsia="ru-RU"/>
+          <w:lang w:val="en-US" w:eastAsia="ru-RU"/>
+        </w:rPr>
+      </w:pPr>
+      <w:r>
+        <w:rPr>
+          <w:rFonts w:ascii="Consolas" w:eastAsia="Times New Roman" w:hAnsi="Consolas" w:cs="Times New Roman"/>
+          <w:color w:val="C9D1D9"/>
+          <w:sz w:val="21"/>
+          <w:szCs w:val="21"/>
+          <w:lang w:val="en-US" w:eastAsia="ru-RU"/>
         </w:rPr>
         <w:t>        }</w:t>
       </w:r>
@@ -4843,16 +5207,16 @@
           <w:color w:val="BBBEBF"/>
           <w:sz w:val="21"/>
           <w:szCs w:val="21"/>
-          <w:lang w:eastAsia="ru-RU"/>
-        </w:rPr>
-      </w:pPr>
-      <w:r>
-        <w:rPr>
-          <w:rFonts w:ascii="Consolas" w:eastAsia="Times New Roman" w:hAnsi="Consolas" w:cs="Times New Roman"/>
-          <w:color w:val="C9D1D9"/>
-          <w:sz w:val="21"/>
-          <w:szCs w:val="21"/>
-          <w:lang w:eastAsia="ru-RU"/>
+          <w:lang w:val="en-US" w:eastAsia="ru-RU"/>
+        </w:rPr>
+      </w:pPr>
+      <w:r>
+        <w:rPr>
+          <w:rFonts w:ascii="Consolas" w:eastAsia="Times New Roman" w:hAnsi="Consolas" w:cs="Times New Roman"/>
+          <w:color w:val="C9D1D9"/>
+          <w:sz w:val="21"/>
+          <w:szCs w:val="21"/>
+          <w:lang w:val="en-US" w:eastAsia="ru-RU"/>
         </w:rPr>
         <w:t>    }</w:t>
       </w:r>
@@ -4866,7 +5230,7 @@
           <w:color w:val="BBBEBF"/>
           <w:sz w:val="21"/>
           <w:szCs w:val="21"/>
-          <w:lang w:eastAsia="ru-RU"/>
+          <w:lang w:val="en-US" w:eastAsia="ru-RU"/>
         </w:rPr>
       </w:pPr>
     </w:p>
@@ -4879,16 +5243,16 @@
           <w:color w:val="BBBEBF"/>
           <w:sz w:val="21"/>
           <w:szCs w:val="21"/>
-          <w:lang w:eastAsia="ru-RU"/>
-        </w:rPr>
-      </w:pPr>
-      <w:r>
-        <w:rPr>
-          <w:rFonts w:ascii="Consolas" w:eastAsia="Times New Roman" w:hAnsi="Consolas" w:cs="Times New Roman"/>
-          <w:color w:val="C9D1D9"/>
-          <w:sz w:val="21"/>
-          <w:szCs w:val="21"/>
-          <w:lang w:eastAsia="ru-RU"/>
+          <w:lang w:val="en-US" w:eastAsia="ru-RU"/>
+        </w:rPr>
+      </w:pPr>
+      <w:r>
+        <w:rPr>
+          <w:rFonts w:ascii="Consolas" w:eastAsia="Times New Roman" w:hAnsi="Consolas" w:cs="Times New Roman"/>
+          <w:color w:val="C9D1D9"/>
+          <w:sz w:val="21"/>
+          <w:szCs w:val="21"/>
+          <w:lang w:val="en-US" w:eastAsia="ru-RU"/>
         </w:rPr>
         <w:t xml:space="preserve">    </w:t>
       </w:r>
@@ -4899,7 +5263,7 @@
           <w:color w:val="D2A8FF"/>
           <w:sz w:val="21"/>
           <w:szCs w:val="21"/>
-          <w:lang w:eastAsia="ru-RU"/>
+          <w:lang w:val="en-US" w:eastAsia="ru-RU"/>
         </w:rPr>
         <w:t>printf</w:t>
       </w:r>
@@ -4910,7 +5274,7 @@
           <w:color w:val="C9D1D9"/>
           <w:sz w:val="21"/>
           <w:szCs w:val="21"/>
-          <w:lang w:eastAsia="ru-RU"/>
+          <w:lang w:val="en-US" w:eastAsia="ru-RU"/>
         </w:rPr>
         <w:t>(</w:t>
       </w:r>
@@ -4920,7 +5284,7 @@
           <w:color w:val="A5D6FF"/>
           <w:sz w:val="21"/>
           <w:szCs w:val="21"/>
-          <w:lang w:eastAsia="ru-RU"/>
+          <w:lang w:val="en-US" w:eastAsia="ru-RU"/>
         </w:rPr>
         <w:t>"---------------------------</w:t>
       </w:r>
@@ -4930,7 +5294,7 @@
           <w:color w:val="D7BA7D"/>
           <w:sz w:val="21"/>
           <w:szCs w:val="21"/>
-          <w:lang w:eastAsia="ru-RU"/>
+          <w:lang w:val="en-US" w:eastAsia="ru-RU"/>
         </w:rPr>
         <w:t>\n</w:t>
       </w:r>
@@ -4940,7 +5304,7 @@
           <w:color w:val="A5D6FF"/>
           <w:sz w:val="21"/>
           <w:szCs w:val="21"/>
-          <w:lang w:eastAsia="ru-RU"/>
+          <w:lang w:val="en-US" w:eastAsia="ru-RU"/>
         </w:rPr>
         <w:t>"</w:t>
       </w:r>
@@ -4950,7 +5314,7 @@
           <w:color w:val="C9D1D9"/>
           <w:sz w:val="21"/>
           <w:szCs w:val="21"/>
-          <w:lang w:eastAsia="ru-RU"/>
+          <w:lang w:val="en-US" w:eastAsia="ru-RU"/>
         </w:rPr>
         <w:t>);</w:t>
       </w:r>
@@ -4964,38 +5328,36 @@
           <w:color w:val="BBBEBF"/>
           <w:sz w:val="21"/>
           <w:szCs w:val="21"/>
-          <w:lang w:eastAsia="ru-RU"/>
-        </w:rPr>
-      </w:pPr>
-      <w:r>
-        <w:rPr>
-          <w:rFonts w:ascii="Consolas" w:eastAsia="Times New Roman" w:hAnsi="Consolas" w:cs="Times New Roman"/>
-          <w:color w:val="C9D1D9"/>
-          <w:sz w:val="21"/>
-          <w:szCs w:val="21"/>
-          <w:lang w:eastAsia="ru-RU"/>
+          <w:lang w:val="en-US" w:eastAsia="ru-RU"/>
+        </w:rPr>
+      </w:pPr>
+      <w:r>
+        <w:rPr>
+          <w:rFonts w:ascii="Consolas" w:eastAsia="Times New Roman" w:hAnsi="Consolas" w:cs="Times New Roman"/>
+          <w:color w:val="C9D1D9"/>
+          <w:sz w:val="21"/>
+          <w:szCs w:val="21"/>
+          <w:lang w:val="en-US" w:eastAsia="ru-RU"/>
         </w:rPr>
         <w:t xml:space="preserve">    </w:t>
       </w:r>
-      <w:proofErr w:type="spellStart"/>
       <w:r>
         <w:rPr>
           <w:rFonts w:ascii="Consolas" w:eastAsia="Times New Roman" w:hAnsi="Consolas" w:cs="Times New Roman"/>
           <w:color w:val="C586C0"/>
           <w:sz w:val="21"/>
           <w:szCs w:val="21"/>
-          <w:lang w:eastAsia="ru-RU"/>
+          <w:lang w:val="en-US" w:eastAsia="ru-RU"/>
         </w:rPr>
         <w:t>return</w:t>
       </w:r>
-      <w:proofErr w:type="spellEnd"/>
-      <w:r>
-        <w:rPr>
-          <w:rFonts w:ascii="Consolas" w:eastAsia="Times New Roman" w:hAnsi="Consolas" w:cs="Times New Roman"/>
-          <w:color w:val="C9D1D9"/>
-          <w:sz w:val="21"/>
-          <w:szCs w:val="21"/>
-          <w:lang w:eastAsia="ru-RU"/>
+      <w:r>
+        <w:rPr>
+          <w:rFonts w:ascii="Consolas" w:eastAsia="Times New Roman" w:hAnsi="Consolas" w:cs="Times New Roman"/>
+          <w:color w:val="C9D1D9"/>
+          <w:sz w:val="21"/>
+          <w:szCs w:val="21"/>
+          <w:lang w:val="en-US" w:eastAsia="ru-RU"/>
         </w:rPr>
         <w:t xml:space="preserve"> </w:t>
       </w:r>
@@ -5005,7 +5367,7 @@
           <w:color w:val="B5CEA8"/>
           <w:sz w:val="21"/>
           <w:szCs w:val="21"/>
-          <w:lang w:eastAsia="ru-RU"/>
+          <w:lang w:val="en-US" w:eastAsia="ru-RU"/>
         </w:rPr>
         <w:t>0</w:t>
       </w:r>
@@ -5015,7 +5377,7 @@
           <w:color w:val="C9D1D9"/>
           <w:sz w:val="21"/>
           <w:szCs w:val="21"/>
-          <w:lang w:eastAsia="ru-RU"/>
+          <w:lang w:val="en-US" w:eastAsia="ru-RU"/>
         </w:rPr>
         <w:t>;</w:t>
       </w:r>
@@ -5029,16 +5391,16 @@
           <w:color w:val="BBBEBF"/>
           <w:sz w:val="21"/>
           <w:szCs w:val="21"/>
-          <w:lang w:eastAsia="ru-RU"/>
-        </w:rPr>
-      </w:pPr>
-      <w:r>
-        <w:rPr>
-          <w:rFonts w:ascii="Consolas" w:eastAsia="Times New Roman" w:hAnsi="Consolas" w:cs="Times New Roman"/>
-          <w:color w:val="BBBEBF"/>
-          <w:sz w:val="21"/>
-          <w:szCs w:val="21"/>
-          <w:lang w:eastAsia="ru-RU"/>
+          <w:lang w:val="en-US" w:eastAsia="ru-RU"/>
+        </w:rPr>
+      </w:pPr>
+      <w:r>
+        <w:rPr>
+          <w:rFonts w:ascii="Consolas" w:eastAsia="Times New Roman" w:hAnsi="Consolas" w:cs="Times New Roman"/>
+          <w:color w:val="BBBEBF"/>
+          <w:sz w:val="21"/>
+          <w:szCs w:val="21"/>
+          <w:lang w:val="en-US" w:eastAsia="ru-RU"/>
         </w:rPr>
         <w:t>}</w:t>
       </w:r>
@@ -5047,19 +5409,40 @@
       <w:pPr>
         <w:rPr>
           <w:b/>
+          <w:lang w:val="en-US"/>
         </w:rPr>
       </w:pPr>
       <w:r>
         <w:rPr>
           <w:b/>
-        </w:rPr>
-        <w:lastRenderedPageBreak/>
-        <w:t>5. Анализ результатов</w:t>
+          <w:lang w:val="en-US"/>
+        </w:rPr>
+        <w:t xml:space="preserve">5. </w:t>
       </w:r>
       <w:r>
         <w:rPr>
           <w:b/>
         </w:rPr>
+        <w:t>Анализ</w:t>
+      </w:r>
+      <w:r>
+        <w:rPr>
+          <w:b/>
+          <w:lang w:val="en-US"/>
+        </w:rPr>
+        <w:t xml:space="preserve"> </w:t>
+      </w:r>
+      <w:r>
+        <w:rPr>
+          <w:b/>
+        </w:rPr>
+        <w:t>результатов</w:t>
+      </w:r>
+      <w:r>
+        <w:rPr>
+          <w:b/>
+          <w:lang w:val="en-US"/>
+        </w:rPr>
         <w:t>:</w:t>
       </w:r>
     </w:p>
@@ -5109,37 +5492,7 @@
     </w:p>
     <w:p>
       <w:r>
-        <w:t>|</w:t>
-      </w:r>
-      <w:r>
-        <w:t xml:space="preserve">      </w:t>
-      </w:r>
-      <w:r>
-        <w:t>X</w:t>
-      </w:r>
-      <w:r>
-        <w:t xml:space="preserve"> </w:t>
-      </w:r>
-      <w:r>
-        <w:t xml:space="preserve"> </w:t>
-      </w:r>
-      <w:r>
-        <w:t xml:space="preserve">    </w:t>
-      </w:r>
-      <w:r>
-        <w:t>|</w:t>
-      </w:r>
-      <w:r>
-        <w:t xml:space="preserve">     </w:t>
-      </w:r>
-      <w:r>
-        <w:t xml:space="preserve"> F </w:t>
-      </w:r>
-      <w:r>
-        <w:t xml:space="preserve">     </w:t>
-      </w:r>
-      <w:r>
-        <w:t xml:space="preserve">| </w:t>
+        <w:t xml:space="preserve">|      X      |      F      | </w:t>
       </w:r>
     </w:p>
     <w:p>
